--- a/Assignment No. _21 (1).docx
+++ b/Assignment No. _21 (1).docx
@@ -600,94 +600,276 @@
       </w:r>
     </w:p>
     <w:p>
+      <w:proofErr w:type="spellStart"/>
+      <w:r>
+        <w:t>int</w:t>
+      </w:r>
+      <w:proofErr w:type="spellEnd"/>
+      <w:r>
+        <w:t xml:space="preserve"> main() {</w:t>
+      </w:r>
+      <w:r>
+        <w:br/>
+        <w:t xml:space="preserve">    FILE *fp1, *fp2;</w:t>
+      </w:r>
+      <w:r>
+        <w:br/>
+      </w:r>
+      <w:r>
+        <w:lastRenderedPageBreak/>
+        <w:t xml:space="preserve">    char </w:t>
+      </w:r>
+      <w:proofErr w:type="spellStart"/>
+      <w:r>
+        <w:t>ch</w:t>
+      </w:r>
+      <w:proofErr w:type="spellEnd"/>
+      <w:r>
+        <w:t>;</w:t>
+      </w:r>
+      <w:r>
+        <w:br/>
+      </w:r>
+      <w:r>
+        <w:br/>
+        <w:t xml:space="preserve">    fp1 = </w:t>
+      </w:r>
+      <w:proofErr w:type="spellStart"/>
+      <w:r>
+        <w:t>fopen</w:t>
+      </w:r>
+      <w:proofErr w:type="spellEnd"/>
+      <w:r>
+        <w:t>("source.txt", "r");</w:t>
+      </w:r>
+      <w:r>
+        <w:br/>
+        <w:t xml:space="preserve">    fp2 = </w:t>
+      </w:r>
+      <w:proofErr w:type="spellStart"/>
+      <w:r>
+        <w:t>fopen</w:t>
+      </w:r>
+      <w:proofErr w:type="spellEnd"/>
+      <w:r>
+        <w:t>("destination.txt", "w");</w:t>
+      </w:r>
+      <w:r>
+        <w:br/>
+      </w:r>
+      <w:r>
+        <w:br/>
+        <w:t xml:space="preserve">    if(fp1 == NULL || fp2 == NULL) {</w:t>
+      </w:r>
+      <w:r>
+        <w:br/>
+        <w:t xml:space="preserve">        </w:t>
+      </w:r>
+      <w:proofErr w:type="spellStart"/>
+      <w:r>
+        <w:t>printf</w:t>
+      </w:r>
+      <w:proofErr w:type="spellEnd"/>
+      <w:r>
+        <w:t>("Error opening file");</w:t>
+      </w:r>
+      <w:r>
+        <w:br/>
+        <w:t xml:space="preserve">        return 1;</w:t>
+      </w:r>
+      <w:r>
+        <w:br/>
+        <w:t xml:space="preserve">    }</w:t>
+      </w:r>
+      <w:r>
+        <w:br/>
+      </w:r>
+      <w:r>
+        <w:br/>
+        <w:t xml:space="preserve">    while((</w:t>
+      </w:r>
+      <w:proofErr w:type="spellStart"/>
+      <w:r>
+        <w:t>ch</w:t>
+      </w:r>
+      <w:proofErr w:type="spellEnd"/>
+      <w:r>
+        <w:t xml:space="preserve"> = </w:t>
+      </w:r>
+      <w:proofErr w:type="spellStart"/>
+      <w:r>
+        <w:t>fgetc</w:t>
+      </w:r>
+      <w:proofErr w:type="spellEnd"/>
+      <w:r>
+        <w:t>(fp1)) != EOF) {</w:t>
+      </w:r>
+      <w:r>
+        <w:br/>
+        <w:t xml:space="preserve">        </w:t>
+      </w:r>
+      <w:proofErr w:type="spellStart"/>
+      <w:r>
+        <w:t>fputc</w:t>
+      </w:r>
+      <w:proofErr w:type="spellEnd"/>
+      <w:r>
+        <w:t>(</w:t>
+      </w:r>
+      <w:proofErr w:type="spellStart"/>
+      <w:r>
+        <w:t>ch</w:t>
+      </w:r>
+      <w:proofErr w:type="spellEnd"/>
+      <w:r>
+        <w:t>, fp2);</w:t>
+      </w:r>
+      <w:r>
+        <w:br/>
+        <w:t xml:space="preserve">    }</w:t>
+      </w:r>
+      <w:r>
+        <w:br/>
+      </w:r>
+      <w:r>
+        <w:br/>
+        <w:t xml:space="preserve">    </w:t>
+      </w:r>
+      <w:proofErr w:type="spellStart"/>
+      <w:r>
+        <w:t>fclose</w:t>
+      </w:r>
+      <w:proofErr w:type="spellEnd"/>
+      <w:r>
+        <w:t>(fp1);</w:t>
+      </w:r>
+      <w:r>
+        <w:br/>
+        <w:t xml:space="preserve">    </w:t>
+      </w:r>
+      <w:proofErr w:type="spellStart"/>
+      <w:r>
+        <w:t>fclose</w:t>
+      </w:r>
+      <w:proofErr w:type="spellEnd"/>
+      <w:r>
+        <w:t>(fp2);</w:t>
+      </w:r>
+      <w:r>
+        <w:br/>
+      </w:r>
+      <w:r>
+        <w:br/>
+        <w:t xml:space="preserve">    </w:t>
+      </w:r>
+      <w:proofErr w:type="spellStart"/>
+      <w:r>
+        <w:t>printf</w:t>
+      </w:r>
+      <w:proofErr w:type="spellEnd"/>
+      <w:r>
+        <w:t>("File copied successfully.");</w:t>
+      </w:r>
+      <w:r>
+        <w:br/>
+      </w:r>
+      <w:r>
+        <w:br/>
+        <w:t xml:space="preserve">    return 0;</w:t>
+      </w:r>
+      <w:r>
+        <w:br/>
+        <w:t>}</w:t>
+      </w:r>
+    </w:p>
+    <w:p>
       <w:pPr>
         <w:rPr>
           <w:rFonts w:ascii="Times New Roman" w:hAnsi="Times New Roman" w:cs="Times New Roman"/>
-          <w:b/>
-          <w:bCs/>
-          <w:sz w:val="24"/>
-          <w:szCs w:val="24"/>
-        </w:rPr>
-      </w:pPr>
-      <w:r>
-        <w:rPr>
-          <w:rFonts w:ascii="Times New Roman" w:hAnsi="Times New Roman" w:cs="Times New Roman"/>
-          <w:b/>
-          <w:bCs/>
-          <w:sz w:val="24"/>
-          <w:szCs w:val="24"/>
-        </w:rPr>
-        <w:t>SAMPLE OUTPUT:</w:t>
-      </w:r>
-    </w:p>
-    <w:p>
-      <w:pPr>
-        <w:rPr>
-          <w:rFonts w:ascii="Times New Roman" w:hAnsi="Times New Roman" w:cs="Times New Roman"/>
-          <w:sz w:val="24"/>
-          <w:szCs w:val="24"/>
-          <w:lang w:val="en-IN"/>
-        </w:rPr>
-      </w:pPr>
-      <w:r>
-        <w:rPr>
-          <w:rFonts w:ascii="Times New Roman" w:hAnsi="Times New Roman" w:cs="Times New Roman"/>
-          <w:sz w:val="24"/>
-          <w:szCs w:val="24"/>
-          <w:lang w:val="en-IN"/>
-        </w:rPr>
-        <w:t>File copied successfully.</w:t>
-      </w:r>
-    </w:p>
-    <w:p>
-      <w:pPr>
-        <w:rPr>
-          <w:rFonts w:ascii="Times New Roman" w:hAnsi="Times New Roman" w:cs="Times New Roman"/>
-          <w:sz w:val="24"/>
-          <w:szCs w:val="24"/>
-          <w:lang w:val="en-IN"/>
-        </w:rPr>
-      </w:pPr>
-      <w:r>
-        <w:rPr>
-          <w:rFonts w:ascii="Times New Roman" w:hAnsi="Times New Roman" w:cs="Times New Roman"/>
-          <w:sz w:val="24"/>
-          <w:szCs w:val="24"/>
-          <w:lang w:val="en-IN"/>
-        </w:rPr>
-        <w:lastRenderedPageBreak/>
-        <w:t xml:space="preserve">Destination file </w:t>
-      </w:r>
-      <w:r>
-        <w:rPr>
-          <w:rFonts w:ascii="Times New Roman" w:hAnsi="Times New Roman" w:cs="Times New Roman"/>
-          <w:b/>
-          <w:bCs/>
-          <w:sz w:val="24"/>
-          <w:szCs w:val="24"/>
-          <w:lang w:val="en-IN"/>
-        </w:rPr>
-        <w:t>destination.txt</w:t>
-      </w:r>
-      <w:r>
-        <w:rPr>
-          <w:rFonts w:ascii="Times New Roman" w:hAnsi="Times New Roman" w:cs="Times New Roman"/>
-          <w:sz w:val="24"/>
-          <w:szCs w:val="24"/>
-          <w:lang w:val="en-IN"/>
-        </w:rPr>
-        <w:t xml:space="preserve"> w</w:t>
-      </w:r>
+          <w:sz w:val="24"/>
+          <w:szCs w:val="24"/>
+        </w:rPr>
+      </w:pPr>
       <w:bookmarkStart w:id="0" w:name="_GoBack"/>
       <w:bookmarkEnd w:id="0"/>
-      <w:r>
+    </w:p>
+    <w:p>
+      <w:pPr>
         <w:rPr>
           <w:rFonts w:ascii="Times New Roman" w:hAnsi="Times New Roman" w:cs="Times New Roman"/>
+          <w:b/>
+          <w:bCs/>
+          <w:sz w:val="24"/>
+          <w:szCs w:val="24"/>
+        </w:rPr>
+      </w:pPr>
+      <w:r>
+        <w:rPr>
+          <w:rFonts w:ascii="Times New Roman" w:hAnsi="Times New Roman" w:cs="Times New Roman"/>
+          <w:b/>
+          <w:bCs/>
+          <w:sz w:val="24"/>
+          <w:szCs w:val="24"/>
+        </w:rPr>
+        <w:t>SAMPLE OUTPUT:</w:t>
+      </w:r>
+    </w:p>
+    <w:p>
+      <w:pPr>
+        <w:rPr>
+          <w:rFonts w:ascii="Times New Roman" w:hAnsi="Times New Roman" w:cs="Times New Roman"/>
           <w:sz w:val="24"/>
           <w:szCs w:val="24"/>
           <w:lang w:val="en-IN"/>
         </w:rPr>
-        <w:t>ill contain:</w:t>
+      </w:pPr>
+      <w:r>
+        <w:rPr>
+          <w:rFonts w:ascii="Times New Roman" w:hAnsi="Times New Roman" w:cs="Times New Roman"/>
+          <w:sz w:val="24"/>
+          <w:szCs w:val="24"/>
+          <w:lang w:val="en-IN"/>
+        </w:rPr>
+        <w:t>File copied successfully.</w:t>
+      </w:r>
+    </w:p>
+    <w:p>
+      <w:pPr>
+        <w:rPr>
+          <w:rFonts w:ascii="Times New Roman" w:hAnsi="Times New Roman" w:cs="Times New Roman"/>
+          <w:sz w:val="24"/>
+          <w:szCs w:val="24"/>
+          <w:lang w:val="en-IN"/>
+        </w:rPr>
+      </w:pPr>
+      <w:r>
+        <w:rPr>
+          <w:rFonts w:ascii="Times New Roman" w:hAnsi="Times New Roman" w:cs="Times New Roman"/>
+          <w:sz w:val="24"/>
+          <w:szCs w:val="24"/>
+          <w:lang w:val="en-IN"/>
+        </w:rPr>
+        <w:t xml:space="preserve">Destination file </w:t>
+      </w:r>
+      <w:r>
+        <w:rPr>
+          <w:rFonts w:ascii="Times New Roman" w:hAnsi="Times New Roman" w:cs="Times New Roman"/>
+          <w:b/>
+          <w:bCs/>
+          <w:sz w:val="24"/>
+          <w:szCs w:val="24"/>
+          <w:lang w:val="en-IN"/>
+        </w:rPr>
+        <w:t>destination.txt</w:t>
+      </w:r>
+      <w:r>
+        <w:rPr>
+          <w:rFonts w:ascii="Times New Roman" w:hAnsi="Times New Roman" w:cs="Times New Roman"/>
+          <w:sz w:val="24"/>
+          <w:szCs w:val="24"/>
+          <w:lang w:val="en-IN"/>
+        </w:rPr>
+        <w:t xml:space="preserve"> will contain:</w:t>
       </w:r>
     </w:p>
     <w:p>
